--- a/cartas_solicitud/Carta_Solicitud_ELE0300741_FORMULACION_Y_EVALUACION_DE_PROYECTOS.docx
+++ b/cartas_solicitud/Carta_Solicitud_ELE0300741_FORMULACION_Y_EVALUACION_DE_PROYECTOS.docx
@@ -11,7 +11,7 @@
           <w:color w:val="646464"/>
           <w:sz w:val="20"/>
         </w:rPr>
-        <w:t>Neiva, Huila, 24 de octubre de 2026</w:t>
+        <w:t>Neiva, Huila, 25 de octubre de 2026</w:t>
         <w:br/>
       </w:r>
     </w:p>
@@ -88,7 +88,7 @@
         <w:br/>
         <w:t>• Semestre del Plan de Estudios: Semestre 8°</w:t>
         <w:br/>
-        <w:t>• Total de Estudiantes Solicitantes Preinscritos: 12 estudiantes</w:t>
+        <w:t>• Total de Estudiantes Solicitantes Preinscritos: 14 estudiantes</w:t>
       </w:r>
     </w:p>
     <w:p>
@@ -97,7 +97,7 @@
         <w:jc w:val="both"/>
       </w:pPr>
       <w:r>
-        <w:t>Manifestamos nuestro compromiso formal de matrícula y cumplimiento con los requerimientos académicos y arancelarios correspondientes al curso vacacional. Dado que contamos con un grupo sólido de 12 estudiantes interesados (superando el cupo mínimo requerido de 10 estudiantes), solicitamos su valiosa gestión ante la Coordinación Académica y la Dirección de Programa para su respectiva aprobación, asignación docente y programación de horarios.</w:t>
+        <w:t>Manifestamos nuestro compromiso formal de matrícula y cumplimiento con los requerimientos académicos y arancelarios correspondientes al curso vacacional. Dado que contamos con un grupo sólido de 14 estudiantes interesados (superando el cupo mínimo requerido de 10 estudiantes), solicitamos su valiosa gestión ante la Coordinación Académica y la Dirección de Programa para su respectiva aprobación, asignación docente y programación de horarios.</w:t>
       </w:r>
     </w:p>
     <w:p>
@@ -1240,7 +1240,7 @@
                 <w:b/>
                 <w:sz w:val="17"/>
               </w:rPr>
-              <w:t>Alvaro Andrés González albañil</w:t>
+              <w:t>Karen viviana Gaona vargas</w:t>
             </w:r>
           </w:p>
         </w:tc>
@@ -1263,7 +1263,7 @@
               <w:rPr>
                 <w:sz w:val="17"/>
               </w:rPr>
-              <w:t>ELE0120242022</w:t>
+              <w:t>1077866338</w:t>
             </w:r>
           </w:p>
         </w:tc>
@@ -1286,6 +1286,122 @@
               <w:rPr>
                 <w:sz w:val="17"/>
               </w:rPr>
+              <w:t>3202555302</w:t>
+            </w:r>
+          </w:p>
+        </w:tc>
+        <w:tc>
+          <w:tcPr>
+            <w:tcW w:type="dxa" w:w="2592"/>
+            <w:tcMar>
+              <w:top w:w="100" w:type="dxa"/>
+              <w:bottom w:w="100" w:type="dxa"/>
+              <w:left w:w="80" w:type="dxa"/>
+              <w:right w:w="80" w:type="dxa"/>
+            </w:tcMar>
+            <w:shd w:fill="F9FAF8"/>
+          </w:tcPr>
+          <w:p>
+            <w:pPr>
+              <w:jc w:val="center"/>
+            </w:pPr>
+            <w:r>
+              <w:rPr>
+                <w:color w:val="A0A0A0"/>
+                <w:sz w:val="15"/>
+              </w:rPr>
+              <w:t>____________________</w:t>
+            </w:r>
+          </w:p>
+        </w:tc>
+      </w:tr>
+      <w:tr>
+        <w:tc>
+          <w:tcPr>
+            <w:tcW w:type="dxa" w:w="576"/>
+            <w:tcMar>
+              <w:top w:w="100" w:type="dxa"/>
+              <w:bottom w:w="100" w:type="dxa"/>
+              <w:left w:w="80" w:type="dxa"/>
+              <w:right w:w="80" w:type="dxa"/>
+            </w:tcMar>
+            <w:shd w:fill="FFFFFF"/>
+          </w:tcPr>
+          <w:p>
+            <w:pPr>
+              <w:jc w:val="center"/>
+            </w:pPr>
+            <w:r>
+              <w:rPr>
+                <w:sz w:val="17"/>
+              </w:rPr>
+              <w:t>9</w:t>
+            </w:r>
+          </w:p>
+        </w:tc>
+        <w:tc>
+          <w:tcPr>
+            <w:tcW w:type="dxa" w:w="3312"/>
+            <w:tcMar>
+              <w:top w:w="100" w:type="dxa"/>
+              <w:bottom w:w="100" w:type="dxa"/>
+              <w:left w:w="80" w:type="dxa"/>
+              <w:right w:w="80" w:type="dxa"/>
+            </w:tcMar>
+            <w:shd w:fill="FFFFFF"/>
+          </w:tcPr>
+          <w:p>
+            <w:r>
+              <w:rPr>
+                <w:b/>
+                <w:sz w:val="17"/>
+              </w:rPr>
+              <w:t>Alvaro Andrés González albañil</w:t>
+            </w:r>
+          </w:p>
+        </w:tc>
+        <w:tc>
+          <w:tcPr>
+            <w:tcW w:type="dxa" w:w="1728"/>
+            <w:tcMar>
+              <w:top w:w="100" w:type="dxa"/>
+              <w:bottom w:w="100" w:type="dxa"/>
+              <w:left w:w="80" w:type="dxa"/>
+              <w:right w:w="80" w:type="dxa"/>
+            </w:tcMar>
+            <w:shd w:fill="FFFFFF"/>
+          </w:tcPr>
+          <w:p>
+            <w:pPr>
+              <w:jc w:val="center"/>
+            </w:pPr>
+            <w:r>
+              <w:rPr>
+                <w:sz w:val="17"/>
+              </w:rPr>
+              <w:t>ELE0120242022</w:t>
+            </w:r>
+          </w:p>
+        </w:tc>
+        <w:tc>
+          <w:tcPr>
+            <w:tcW w:type="dxa" w:w="1584"/>
+            <w:tcMar>
+              <w:top w:w="100" w:type="dxa"/>
+              <w:bottom w:w="100" w:type="dxa"/>
+              <w:left w:w="80" w:type="dxa"/>
+              <w:right w:w="80" w:type="dxa"/>
+            </w:tcMar>
+            <w:shd w:fill="FFFFFF"/>
+          </w:tcPr>
+          <w:p>
+            <w:pPr>
+              <w:jc w:val="center"/>
+            </w:pPr>
+            <w:r>
+              <w:rPr>
+                <w:sz w:val="17"/>
+              </w:rPr>
               <w:t>3176543168</w:t>
             </w:r>
           </w:p>
@@ -1299,7 +1415,7 @@
               <w:left w:w="80" w:type="dxa"/>
               <w:right w:w="80" w:type="dxa"/>
             </w:tcMar>
-            <w:shd w:fill="F9FAF8"/>
+            <w:shd w:fill="FFFFFF"/>
           </w:tcPr>
           <w:p>
             <w:pPr>
@@ -1352,6 +1468,149 @@
               <w:left w:w="80" w:type="dxa"/>
               <w:right w:w="80" w:type="dxa"/>
             </w:tcMar>
+            <w:shd w:fill="F9FAF8"/>
+          </w:tcPr>
+          <w:p>
+            <w:pPr>
+              <w:jc w:val="center"/>
+            </w:pPr>
+            <w:r>
+              <w:rPr>
+                <w:sz w:val="17"/>
+              </w:rPr>
+              <w:t>10</w:t>
+            </w:r>
+          </w:p>
+        </w:tc>
+        <w:tc>
+          <w:tcPr>
+            <w:tcW w:type="dxa" w:w="3312"/>
+            <w:tcMar>
+              <w:top w:w="100" w:type="dxa"/>
+              <w:bottom w:w="100" w:type="dxa"/>
+              <w:left w:w="80" w:type="dxa"/>
+              <w:right w:w="80" w:type="dxa"/>
+            </w:tcMar>
+            <w:shd w:fill="F9FAF8"/>
+          </w:tcPr>
+          <w:p>
+            <w:r>
+              <w:rPr>
+                <w:b/>
+                <w:sz w:val="17"/>
+              </w:rPr>
+              <w:t>Daniel Andres Quintero Sandoval</w:t>
+            </w:r>
+          </w:p>
+        </w:tc>
+        <w:tc>
+          <w:tcPr>
+            <w:tcW w:type="dxa" w:w="1728"/>
+            <w:tcMar>
+              <w:top w:w="100" w:type="dxa"/>
+              <w:bottom w:w="100" w:type="dxa"/>
+              <w:left w:w="80" w:type="dxa"/>
+              <w:right w:w="80" w:type="dxa"/>
+            </w:tcMar>
+            <w:shd w:fill="F9FAF8"/>
+          </w:tcPr>
+          <w:p>
+            <w:pPr>
+              <w:jc w:val="center"/>
+            </w:pPr>
+            <w:r>
+              <w:rPr>
+                <w:sz w:val="17"/>
+              </w:rPr>
+              <w:t>1130657578</w:t>
+            </w:r>
+          </w:p>
+        </w:tc>
+        <w:tc>
+          <w:tcPr>
+            <w:tcW w:type="dxa" w:w="1584"/>
+            <w:tcMar>
+              <w:top w:w="100" w:type="dxa"/>
+              <w:bottom w:w="100" w:type="dxa"/>
+              <w:left w:w="80" w:type="dxa"/>
+              <w:right w:w="80" w:type="dxa"/>
+            </w:tcMar>
+            <w:shd w:fill="F9FAF8"/>
+          </w:tcPr>
+          <w:p>
+            <w:pPr>
+              <w:jc w:val="center"/>
+            </w:pPr>
+            <w:r>
+              <w:rPr>
+                <w:sz w:val="17"/>
+              </w:rPr>
+              <w:t>3124805685</w:t>
+            </w:r>
+          </w:p>
+        </w:tc>
+        <w:tc>
+          <w:tcPr>
+            <w:tcW w:type="dxa" w:w="2592"/>
+            <w:tcMar>
+              <w:top w:w="100" w:type="dxa"/>
+              <w:bottom w:w="100" w:type="dxa"/>
+              <w:left w:w="80" w:type="dxa"/>
+              <w:right w:w="80" w:type="dxa"/>
+            </w:tcMar>
+            <w:shd w:fill="F9FAF8"/>
+          </w:tcPr>
+          <w:p>
+            <w:pPr>
+              <w:jc w:val="center"/>
+            </w:pPr>
+            <w:r>
+              <w:drawing>
+                <wp:inline xmlns:a="http://schemas.openxmlformats.org/drawingml/2006/main" xmlns:pic="http://schemas.openxmlformats.org/drawingml/2006/picture">
+                  <wp:extent cx="731520" cy="292608"/>
+                  <wp:docPr id="7" name="Picture 7"/>
+                  <wp:cNvGraphicFramePr>
+                    <a:graphicFrameLocks noChangeAspect="1"/>
+                  </wp:cNvGraphicFramePr>
+                  <a:graphic>
+                    <a:graphicData uri="http://schemas.openxmlformats.org/drawingml/2006/picture">
+                      <pic:pic>
+                        <pic:nvPicPr>
+                          <pic:cNvPr id="0" name="image.png"/>
+                          <pic:cNvPicPr/>
+                        </pic:nvPicPr>
+                        <pic:blipFill>
+                          <a:blip r:embed="rId15"/>
+                          <a:stretch>
+                            <a:fillRect/>
+                          </a:stretch>
+                        </pic:blipFill>
+                        <pic:spPr>
+                          <a:xfrm>
+                            <a:off x="0" y="0"/>
+                            <a:ext cx="731520" cy="292608"/>
+                          </a:xfrm>
+                          <a:prstGeom prst="rect"/>
+                        </pic:spPr>
+                      </pic:pic>
+                    </a:graphicData>
+                  </a:graphic>
+                </wp:inline>
+              </w:drawing>
+            </w:r>
+          </w:p>
+        </w:tc>
+      </w:tr>
+      <w:tr>
+        <w:tc>
+          <w:tcPr>
+            <w:tcW w:type="dxa" w:w="576"/>
+            <w:tcMar>
+              <w:top w:w="100" w:type="dxa"/>
+              <w:bottom w:w="100" w:type="dxa"/>
+              <w:left w:w="80" w:type="dxa"/>
+              <w:right w:w="80" w:type="dxa"/>
+            </w:tcMar>
             <w:shd w:fill="FFFFFF"/>
           </w:tcPr>
           <w:p>
@@ -1362,7 +1621,7 @@
               <w:rPr>
                 <w:sz w:val="17"/>
               </w:rPr>
-              <w:t>9</w:t>
+              <w:t>11</w:t>
             </w:r>
           </w:p>
         </w:tc>
@@ -1452,7 +1711,7 @@
               <w:drawing>
                 <wp:inline xmlns:a="http://schemas.openxmlformats.org/drawingml/2006/main" xmlns:pic="http://schemas.openxmlformats.org/drawingml/2006/picture">
                   <wp:extent cx="1370333" cy="292608"/>
-                  <wp:docPr id="7" name="Picture 7"/>
+                  <wp:docPr id="8" name="Picture 8"/>
                   <wp:cNvGraphicFramePr>
                     <a:graphicFrameLocks noChangeAspect="1"/>
                   </wp:cNvGraphicFramePr>
@@ -1464,7 +1723,7 @@
                           <pic:cNvPicPr/>
                         </pic:nvPicPr>
                         <pic:blipFill>
-                          <a:blip r:embed="rId15"/>
+                          <a:blip r:embed="rId16"/>
                           <a:stretch>
                             <a:fillRect/>
                           </a:stretch>
@@ -1505,7 +1764,7 @@
               <w:rPr>
                 <w:sz w:val="17"/>
               </w:rPr>
-              <w:t>10</w:t>
+              <w:t>12</w:t>
             </w:r>
           </w:p>
         </w:tc>
@@ -1595,7 +1854,7 @@
               <w:drawing>
                 <wp:inline xmlns:a="http://schemas.openxmlformats.org/drawingml/2006/main" xmlns:pic="http://schemas.openxmlformats.org/drawingml/2006/picture">
                   <wp:extent cx="731520" cy="292608"/>
-                  <wp:docPr id="8" name="Picture 8"/>
+                  <wp:docPr id="9" name="Picture 9"/>
                   <wp:cNvGraphicFramePr>
                     <a:graphicFrameLocks noChangeAspect="1"/>
                   </wp:cNvGraphicFramePr>
@@ -1607,7 +1866,7 @@
                           <pic:cNvPicPr/>
                         </pic:nvPicPr>
                         <pic:blipFill>
-                          <a:blip r:embed="rId16"/>
+                          <a:blip r:embed="rId17"/>
                           <a:stretch>
                             <a:fillRect/>
                           </a:stretch>
@@ -1648,7 +1907,7 @@
               <w:rPr>
                 <w:sz w:val="17"/>
               </w:rPr>
-              <w:t>11</w:t>
+              <w:t>13</w:t>
             </w:r>
           </w:p>
         </w:tc>
@@ -1738,7 +1997,7 @@
               <w:drawing>
                 <wp:inline xmlns:a="http://schemas.openxmlformats.org/drawingml/2006/main" xmlns:pic="http://schemas.openxmlformats.org/drawingml/2006/picture">
                   <wp:extent cx="731520" cy="292608"/>
-                  <wp:docPr id="9" name="Picture 9"/>
+                  <wp:docPr id="10" name="Picture 10"/>
                   <wp:cNvGraphicFramePr>
                     <a:graphicFrameLocks noChangeAspect="1"/>
                   </wp:cNvGraphicFramePr>
@@ -1750,7 +2009,7 @@
                           <pic:cNvPicPr/>
                         </pic:nvPicPr>
                         <pic:blipFill>
-                          <a:blip r:embed="rId17"/>
+                          <a:blip r:embed="rId18"/>
                           <a:stretch>
                             <a:fillRect/>
                           </a:stretch>
@@ -1791,7 +2050,7 @@
               <w:rPr>
                 <w:sz w:val="17"/>
               </w:rPr>
-              <w:t>12</w:t>
+              <w:t>14</w:t>
             </w:r>
           </w:p>
         </w:tc>
@@ -1881,7 +2140,7 @@
               <w:drawing>
                 <wp:inline xmlns:a="http://schemas.openxmlformats.org/drawingml/2006/main" xmlns:pic="http://schemas.openxmlformats.org/drawingml/2006/picture">
                   <wp:extent cx="731520" cy="292608"/>
-                  <wp:docPr id="10" name="Picture 10"/>
+                  <wp:docPr id="11" name="Picture 11"/>
                   <wp:cNvGraphicFramePr>
                     <a:graphicFrameLocks noChangeAspect="1"/>
                   </wp:cNvGraphicFramePr>
@@ -1893,7 +2152,7 @@
                           <pic:cNvPicPr/>
                         </pic:nvPicPr>
                         <pic:blipFill>
-                          <a:blip r:embed="rId18"/>
+                          <a:blip r:embed="rId19"/>
                           <a:stretch>
                             <a:fillRect/>
                           </a:stretch>

--- a/cartas_solicitud/Carta_Solicitud_ELE0300741_FORMULACION_Y_EVALUACION_DE_PROYECTOS.docx
+++ b/cartas_solicitud/Carta_Solicitud_ELE0300741_FORMULACION_Y_EVALUACION_DE_PROYECTOS.docx
@@ -2185,9 +2185,20 @@
         <w:t>Atentamente,</w:t>
         <w:br/>
         <w:br/>
+      </w:r>
+      <w:r>
         <w:t>ESTUDIANTES SOLICITANTES DE INGENIERÍA ELÉCTRICA</w:t>
         <w:br/>
         <w:t>Fundación Escuela Tecnológica de Neiva "Jesús Oviedo Pérez" - FET</w:t>
+        <w:br/>
+      </w:r>
+      <w:r>
+        <w:rPr>
+          <w:i/>
+          <w:color w:val="8C8C8C"/>
+          <w:sz w:val="17"/>
+        </w:rPr>
+        <w:t>(Respaldo de Representación Estudiantil al alcanzar 15 firmas • Actual: 11/15 firmas)</w:t>
       </w:r>
     </w:p>
     <w:sectPr>

--- a/cartas_solicitud/Carta_Solicitud_ELE0300741_FORMULACION_Y_EVALUACION_DE_PROYECTOS.docx
+++ b/cartas_solicitud/Carta_Solicitud_ELE0300741_FORMULACION_Y_EVALUACION_DE_PROYECTOS.docx
@@ -11,7 +11,7 @@
           <w:color w:val="646464"/>
           <w:sz w:val="20"/>
         </w:rPr>
-        <w:t>Neiva, Huila, 25 de octubre de 2026</w:t>
+        <w:t>Neiva, Huila, 26 de octubre de 2026</w:t>
         <w:br/>
       </w:r>
     </w:p>
